--- a/public/docs/resume/2026-08/resume.docx
+++ b/public/docs/resume/2026-08/resume.docx
@@ -1,6 +1,6 @@
 
 <file path=word/document.xml><?xml version="1.0" encoding="utf-8"?>
-<w:document xmlns:r="http://schemas.openxmlformats.org/officeDocument/2006/relationships" xmlns:w="http://schemas.openxmlformats.org/wordprocessingml/2006/main">
+<w:document xmlns:ns2="http://schemas.openxmlformats.org/officeDocument/2006/math" xmlns:r="http://schemas.openxmlformats.org/officeDocument/2006/relationships" xmlns:w="http://schemas.openxmlformats.org/wordprocessingml/2006/main">
   <w:body>
     <w:p>
       <w:pPr>
@@ -128,7 +128,7 @@
       </w:r>
     </w:p>
     <w:bookmarkEnd w:id="24"/>
-    <w:bookmarkStart w:id="28" w:name="experience"/>
+    <w:bookmarkStart w:id="29" w:name="experience"/>
     <w:p>
       <w:pPr>
         <w:pStyle w:val="Heading1"/>
@@ -162,7 +162,7 @@
           <w:iCs/>
           <w:i/>
         </w:rPr>
-        <w:t xml:space="preserve">Independent Engineering</w:t>
+        <w:t xml:space="preserve">Selected open-source products</w:t>
       </w:r>
       <w:r>
         <w:t xml:space="preserve"> </w:t>
@@ -195,19 +195,22 @@
         </w:r>
       </w:hyperlink>
       <w:r>
-        <w:t xml:space="preserve">, a privacy-focused distributed LLM</w:t>
-      </w:r>
-      <w:r>
-        <w:t xml:space="preserve"> </w:t>
-      </w:r>
-      <w:r>
-        <w:t xml:space="preserve">platform with an OpenAI-compatible API, relay-blind end-to-end encryption, local inference, and</w:t>
-      </w:r>
-      <w:r>
-        <w:t xml:space="preserve"> </w:t>
-      </w:r>
-      <w:r>
-        <w:t xml:space="preserve">failover, cancellation, and recovery paths.</w:t>
+        <w:t xml:space="preserve"> </w:t>
+      </w:r>
+      <w:r>
+        <w:t xml:space="preserve">with an OpenAI-compatible API,</w:t>
+      </w:r>
+      <w:r>
+        <w:t xml:space="preserve"> </w:t>
+      </w:r>
+      <w:r>
+        <w:t xml:space="preserve">relay-blind end-to-end encryption and local inference, with progress reporting, cancellation,</w:t>
+      </w:r>
+      <w:r>
+        <w:t xml:space="preserve"> </w:t>
+      </w:r>
+      <w:r>
+        <w:t xml:space="preserve">failover, and recovery.</w:t>
       </w:r>
     </w:p>
     <w:p>
@@ -218,7 +221,114 @@
         </w:numPr>
       </w:pPr>
       <w:r>
-        <w:t xml:space="preserve">Implemented Tauri desktop compute-node work for</w:t>
+        <w:t xml:space="preserve">Validated Tauri compute nodes on Windows CUDA and macOS Metal across deterministic</w:t>
+      </w:r>
+      <w:r>
+        <w:t xml:space="preserve"> </w:t>
+      </w:r>
+      <w:r>
+        <w:t xml:space="preserve">8K/32K/64K context tiers; a 55,254-token local-inference run completed in 458.2 seconds at</w:t>
+      </w:r>
+      <w:r>
+        <w:t xml:space="preserve"> </w:t>
+      </w:r>
+      <ns2:oMath>
+        <ns2:r>
+          <ns2:rPr>
+            <ns2:sty ns2:val="p"/>
+          </ns2:rPr>
+          <ns2:t>∼</ns2:t>
+        </ns2:r>
+      </ns2:oMath>
+      <w:r>
+        <w:t xml:space="preserve">121.6 prefill tokens/s, within an eight-minute budget.</w:t>
+      </w:r>
+    </w:p>
+    <w:p>
+      <w:pPr>
+        <w:numPr>
+          <w:ilvl w:val="0"/>
+          <w:numId w:val="1001"/>
+        </w:numPr>
+      </w:pPr>
+      <w:r>
+        <w:t xml:space="preserve">In a</w:t>
+      </w:r>
+      <w:r>
+        <w:t xml:space="preserve"> </w:t>
+      </w:r>
+      <w:hyperlink r:id="rId26">
+        <w:r>
+          <w:rPr>
+            <w:rStyle w:val="Hyperlink"/>
+            <w:bCs/>
+            <w:b/>
+          </w:rPr>
+          <w:t xml:space="preserve">Sugarkube</w:t>
+        </w:r>
+      </w:hyperlink>
+      <w:r>
+        <w:t xml:space="preserve"> </w:t>
+      </w:r>
+      <w:r>
+        <w:t xml:space="preserve">node-loss drill</w:t>
+      </w:r>
+      <w:r>
+        <w:t xml:space="preserve"> </w:t>
+      </w:r>
+      <w:r>
+        <w:t xml:space="preserve">on a three-node Raspberry Pi k3s/Helm cluster,</w:t>
+      </w:r>
+      <w:r>
+        <w:t xml:space="preserve"> </w:t>
+      </w:r>
+      <w:hyperlink r:id="rId27">
+        <w:r>
+          <w:rPr>
+            <w:rStyle w:val="Hyperlink"/>
+            <w:bCs/>
+            <w:b/>
+          </w:rPr>
+          <w:t xml:space="preserve">DSPACE</w:t>
+        </w:r>
+      </w:hyperlink>
+      <w:r>
+        <w:t xml:space="preserve">,</w:t>
+      </w:r>
+      <w:r>
+        <w:t xml:space="preserve"> </w:t>
+      </w:r>
+      <w:hyperlink r:id="rId21">
+        <w:r>
+          <w:rPr>
+            <w:rStyle w:val="Hyperlink"/>
+            <w:bCs/>
+            <w:b/>
+          </w:rPr>
+          <w:t xml:space="preserve">danielsmith.io</w:t>
+        </w:r>
+      </w:hyperlink>
+      <w:r>
+        <w:t xml:space="preserve">, and</w:t>
+      </w:r>
+      <w:r>
+        <w:t xml:space="preserve"> </w:t>
+      </w:r>
+      <w:hyperlink r:id="rId28">
+        <w:r>
+          <w:rPr>
+            <w:rStyle w:val="Hyperlink"/>
+            <w:bCs/>
+            <w:b/>
+          </w:rPr>
+          <w:t xml:space="preserve">Jobbot3000</w:t>
+        </w:r>
+      </w:hyperlink>
+      <w:r>
+        <w:t xml:space="preserve"> </w:t>
+      </w:r>
+      <w:r>
+        <w:t xml:space="preserve">returned HTTP 200 responses;</w:t>
       </w:r>
       <w:r>
         <w:t xml:space="preserve"> </w:t>
@@ -237,13 +347,27 @@
         <w:t xml:space="preserve"> </w:t>
       </w:r>
       <w:r>
-        <w:t xml:space="preserve">on Windows CUDA and macOS Metal targets, with</w:t>
-      </w:r>
-      <w:r>
-        <w:t xml:space="preserve"> </w:t>
-      </w:r>
-      <w:r>
-        <w:t xml:space="preserve">deterministic long-context validation through the 64K tier.</w:t>
+        <w:t xml:space="preserve">recovered from one transient 502 in</w:t>
+      </w:r>
+      <w:r>
+        <w:t xml:space="preserve"> </w:t>
+      </w:r>
+      <ns2:oMath>
+        <ns2:r>
+          <ns2:rPr>
+            <ns2:sty ns2:val="p"/>
+          </ns2:rPr>
+          <ns2:t>∼</ns2:t>
+        </ns2:r>
+      </ns2:oMath>
+      <w:r>
+        <w:t xml:space="preserve">49</w:t>
+      </w:r>
+      <w:r>
+        <w:t xml:space="preserve"> </w:t>
+      </w:r>
+      <w:r>
+        <w:t xml:space="preserve">seconds.</w:t>
       </w:r>
     </w:p>
     <w:p>
@@ -254,29 +378,7 @@
         </w:numPr>
       </w:pPr>
       <w:r>
-        <w:t xml:space="preserve">Designed and operated</w:t>
-      </w:r>
-      <w:r>
-        <w:t xml:space="preserve"> </w:t>
-      </w:r>
-      <w:hyperlink r:id="rId26">
-        <w:r>
-          <w:rPr>
-            <w:rStyle w:val="Hyperlink"/>
-            <w:bCs/>
-            <w:b/>
-          </w:rPr>
-          <w:t xml:space="preserve">Sugarkube</w:t>
-        </w:r>
-      </w:hyperlink>
-      <w:r>
-        <w:t xml:space="preserve">,</w:t>
-      </w:r>
-      <w:r>
-        <w:t xml:space="preserve"> </w:t>
-      </w:r>
-      <w:r>
-        <w:t xml:space="preserve">a reusable multi-node Raspberry Pi k3s/Helm platform deploying</w:t>
+        <w:t xml:space="preserve">Shipped</w:t>
       </w:r>
       <w:r>
         <w:t xml:space="preserve"> </w:t>
@@ -292,23 +394,10 @@
         </w:r>
       </w:hyperlink>
       <w:r>
-        <w:t xml:space="preserve">,</w:t>
-      </w:r>
-      <w:r>
-        <w:t xml:space="preserve"> </w:t>
-      </w:r>
-      <w:hyperlink r:id="rId25">
-        <w:r>
-          <w:rPr>
-            <w:rStyle w:val="Hyperlink"/>
-            <w:bCs/>
-            <w:b/>
-          </w:rPr>
-          <w:t xml:space="preserve">token.place</w:t>
-        </w:r>
-      </w:hyperlink>
-      <w:r>
-        <w:t xml:space="preserve">, and</w:t>
+        <w:t xml:space="preserve"> </w:t>
+      </w:r>
+      <w:r>
+        <w:t xml:space="preserve">and</w:t>
       </w:r>
       <w:r>
         <w:t xml:space="preserve"> </w:t>
@@ -327,61 +416,6 @@
         <w:t xml:space="preserve"> </w:t>
       </w:r>
       <w:r>
-        <w:t xml:space="preserve">through immutable OCI releases, health</w:t>
-      </w:r>
-      <w:r>
-        <w:t xml:space="preserve"> </w:t>
-      </w:r>
-      <w:r>
-        <w:t xml:space="preserve">gates, promotion, rollback, and recovery.</w:t>
-      </w:r>
-    </w:p>
-    <w:p>
-      <w:pPr>
-        <w:numPr>
-          <w:ilvl w:val="0"/>
-          <w:numId w:val="1001"/>
-        </w:numPr>
-      </w:pPr>
-      <w:r>
-        <w:t xml:space="preserve">Shipped</w:t>
-      </w:r>
-      <w:r>
-        <w:t xml:space="preserve"> </w:t>
-      </w:r>
-      <w:hyperlink r:id="rId27">
-        <w:r>
-          <w:rPr>
-            <w:rStyle w:val="Hyperlink"/>
-            <w:bCs/>
-            <w:b/>
-          </w:rPr>
-          <w:t xml:space="preserve">DSPACE</w:t>
-        </w:r>
-      </w:hyperlink>
-      <w:r>
-        <w:t xml:space="preserve"> </w:t>
-      </w:r>
-      <w:r>
-        <w:t xml:space="preserve">and</w:t>
-      </w:r>
-      <w:r>
-        <w:t xml:space="preserve"> </w:t>
-      </w:r>
-      <w:hyperlink r:id="rId21">
-        <w:r>
-          <w:rPr>
-            <w:rStyle w:val="Hyperlink"/>
-            <w:bCs/>
-            <w:b/>
-          </w:rPr>
-          <w:t xml:space="preserve">danielsmith.io</w:t>
-        </w:r>
-      </w:hyperlink>
-      <w:r>
-        <w:t xml:space="preserve"> </w:t>
-      </w:r>
-      <w:r>
         <w:t xml:space="preserve">using Astro/Svelte/TypeScript products and</w:t>
       </w:r>
       <w:r>
@@ -584,8 +618,8 @@
         <w:t xml:space="preserve">applications, supporting real-time content updates.</w:t>
       </w:r>
     </w:p>
-    <w:bookmarkEnd w:id="28"/>
-    <w:bookmarkStart w:id="29" w:name="skills"/>
+    <w:bookmarkEnd w:id="29"/>
+    <w:bookmarkStart w:id="30" w:name="skills"/>
     <w:p>
       <w:pPr>
         <w:pStyle w:val="Heading1"/>
@@ -662,8 +696,8 @@
         <w:t xml:space="preserve">inference/model serving, Tauri, llama.cpp</w:t>
       </w:r>
     </w:p>
-    <w:bookmarkEnd w:id="29"/>
-    <w:bookmarkStart w:id="30" w:name="education"/>
+    <w:bookmarkEnd w:id="30"/>
+    <w:bookmarkStart w:id="31" w:name="education"/>
     <w:p>
       <w:pPr>
         <w:pStyle w:val="Heading1"/>
@@ -696,7 +730,7 @@
         <w:t xml:space="preserve">Science (2015), GPA: 4.0</w:t>
       </w:r>
     </w:p>
-    <w:bookmarkEnd w:id="30"/>
+    <w:bookmarkEnd w:id="31"/>
     <w:sectPr>
       <w:pgSz w:w="12240" w:h="15840"/>
       <w:pgMar w:top="864" w:right="864" w:bottom="864" w:left="864" w:header="360" w:footer="360" w:gutter="0"/>
